--- a/minhchung/Minhchứng_B22DCAT172_NoiseATK.docx
+++ b/minhchung/Minhchứng_B22DCAT172_NoiseATK.docx
@@ -660,8 +660,6 @@
         </w:rPr>
         <w:tab/>
       </w:r>
-      <w:bookmarkStart w:id="0" w:name="_GoBack"/>
-      <w:bookmarkEnd w:id="0"/>
     </w:p>
     <w:p>
       <w:pPr>
@@ -854,14 +852,14 @@
           <w:rFonts w:eastAsia="Arial" w:cs="Times New Roman"/>
         </w:rPr>
       </w:pPr>
-      <w:bookmarkStart w:id="1" w:name="_Toc230191543"/>
+      <w:bookmarkStart w:id="0" w:name="_Toc230191543"/>
       <w:r>
         <w:rPr>
           <w:rFonts w:eastAsia="Arial" w:cs="Times New Roman"/>
         </w:rPr>
         <w:t>Yêu cầu đối với sinh viên</w:t>
       </w:r>
-      <w:bookmarkEnd w:id="1"/>
+      <w:bookmarkEnd w:id="0"/>
     </w:p>
     <w:p>
       <w:pPr>
@@ -988,14 +986,14 @@
           <w:rFonts w:eastAsia="Arial" w:cs="Times New Roman"/>
         </w:rPr>
       </w:pPr>
-      <w:bookmarkStart w:id="2" w:name="_Toc230191544"/>
+      <w:bookmarkStart w:id="1" w:name="_Toc230191544"/>
       <w:r>
         <w:rPr>
           <w:rFonts w:eastAsia="Arial" w:cs="Times New Roman"/>
         </w:rPr>
         <w:t>Cài đặt và chuẩn bị môi trường</w:t>
       </w:r>
-      <w:bookmarkEnd w:id="2"/>
+      <w:bookmarkEnd w:id="1"/>
     </w:p>
     <w:p>
       <w:pPr>
@@ -1478,14 +1476,14 @@
           <w:rFonts w:eastAsia="Arial" w:cs="Times New Roman"/>
         </w:rPr>
       </w:pPr>
-      <w:bookmarkStart w:id="3" w:name="_Toc230191545"/>
+      <w:bookmarkStart w:id="2" w:name="_Toc230191545"/>
       <w:r>
         <w:rPr>
           <w:rFonts w:eastAsia="Arial" w:cs="Times New Roman"/>
         </w:rPr>
         <w:t>Nội dung thực hành</w:t>
       </w:r>
-      <w:bookmarkEnd w:id="3"/>
+      <w:bookmarkEnd w:id="2"/>
     </w:p>
     <w:p>
       <w:pPr>
@@ -2523,7 +2521,25 @@
           <w:sz w:val="26"/>
           <w:szCs w:val="26"/>
         </w:rPr>
-        <w:t>Thư mục attacked/ sẽ chứa:</w:t>
+        <w:t xml:space="preserve">Thư mục </w:t>
+      </w:r>
+      <w:r>
+        <w:rPr>
+          <w:rFonts w:cs="Times New Roman"/>
+          <w:sz w:val="26"/>
+          <w:szCs w:val="26"/>
+        </w:rPr>
+        <w:t>noise_results</w:t>
+      </w:r>
+      <w:bookmarkStart w:id="3" w:name="_GoBack"/>
+      <w:bookmarkEnd w:id="3"/>
+      <w:r>
+        <w:rPr>
+          <w:rFonts w:cs="Times New Roman"/>
+          <w:sz w:val="26"/>
+          <w:szCs w:val="26"/>
+        </w:rPr>
+        <w:t>/ sẽ chứa:</w:t>
       </w:r>
     </w:p>
     <w:p>
@@ -7933,7 +7949,7 @@
 </file>
 
 <file path=customXml/itemProps1.xml><?xml version="1.0" encoding="utf-8"?>
-<ds:datastoreItem xmlns:ds="http://schemas.openxmlformats.org/officeDocument/2006/customXml" ds:itemID="{C7F78717-6478-4C50-97DA-942C2C4EBFCC}">
+<ds:datastoreItem xmlns:ds="http://schemas.openxmlformats.org/officeDocument/2006/customXml" ds:itemID="{27327A20-CC39-4443-962A-DF80EE3F2C05}">
   <ds:schemaRefs>
     <ds:schemaRef ds:uri="http://schemas.openxmlformats.org/officeDocument/2006/bibliography"/>
   </ds:schemaRefs>
